--- a/0-all/1-2025-2026/2-second-semester/1-G-1/0-semestar-plan/G1 - 2ST SEMESTER PLAN.docx
+++ b/0-all/1-2025-2026/2-second-semester/1-G-1/0-semestar-plan/G1 - 2ST SEMESTER PLAN.docx
@@ -829,38 +829,35 @@
             </w:pPr>
             <w:r>
               <w:rPr>
-                <w:rFonts w:ascii="29LT Bukra Bold Italic" w:hAnsi="29LT Bukra Bold Italic" w:cs="29LT Bukra Bold Italic" w:hint="cs"/>
-                <w:b/>
-                <w:bCs/>
-                <w:sz w:val="20"/>
-                <w:szCs w:val="20"/>
-                <w:rtl/>
-              </w:rPr>
-              <w:t>29/</w:t>
+                <w:rFonts w:ascii="29LT Bukra Bold Italic" w:hAnsi="29LT Bukra Bold Italic" w:cs="29LT Bukra Bold Italic"/>
+                <w:b/>
+                <w:bCs/>
+                <w:sz w:val="20"/>
+                <w:szCs w:val="20"/>
+              </w:rPr>
+              <w:t>18/</w:t>
             </w:r>
             <w:proofErr w:type="gramStart"/>
             <w:r>
               <w:rPr>
-                <w:rFonts w:ascii="29LT Bukra Bold Italic" w:hAnsi="29LT Bukra Bold Italic" w:cs="29LT Bukra Bold Italic" w:hint="cs"/>
-                <w:b/>
-                <w:bCs/>
-                <w:sz w:val="20"/>
-                <w:szCs w:val="20"/>
-                <w:rtl/>
-              </w:rPr>
-              <w:t>7 :</w:t>
+                <w:rFonts w:ascii="29LT Bukra Bold Italic" w:hAnsi="29LT Bukra Bold Italic" w:cs="29LT Bukra Bold Italic"/>
+                <w:b/>
+                <w:bCs/>
+                <w:sz w:val="20"/>
+                <w:szCs w:val="20"/>
+              </w:rPr>
+              <w:t>1 :</w:t>
             </w:r>
             <w:proofErr w:type="gramEnd"/>
             <w:r>
               <w:rPr>
-                <w:rFonts w:ascii="29LT Bukra Bold Italic" w:hAnsi="29LT Bukra Bold Italic" w:cs="29LT Bukra Bold Italic" w:hint="cs"/>
-                <w:b/>
-                <w:bCs/>
-                <w:sz w:val="20"/>
-                <w:szCs w:val="20"/>
-                <w:rtl/>
-              </w:rPr>
-              <w:t xml:space="preserve"> 3/8</w:t>
+                <w:rFonts w:ascii="29LT Bukra Bold Italic" w:hAnsi="29LT Bukra Bold Italic" w:cs="29LT Bukra Bold Italic"/>
+                <w:b/>
+                <w:bCs/>
+                <w:sz w:val="20"/>
+                <w:szCs w:val="20"/>
+              </w:rPr>
+              <w:t xml:space="preserve"> 22/1  </w:t>
             </w:r>
           </w:p>
         </w:tc>
@@ -963,38 +960,35 @@
             </w:pPr>
             <w:r>
               <w:rPr>
-                <w:rFonts w:ascii="29LT Bukra Bold Italic" w:hAnsi="29LT Bukra Bold Italic" w:cs="29LT Bukra Bold Italic" w:hint="cs"/>
-                <w:b/>
-                <w:bCs/>
-                <w:sz w:val="20"/>
-                <w:szCs w:val="20"/>
-                <w:rtl/>
-              </w:rPr>
-              <w:t>6/</w:t>
+                <w:rFonts w:ascii="29LT Bukra Bold Italic" w:hAnsi="29LT Bukra Bold Italic" w:cs="29LT Bukra Bold Italic"/>
+                <w:b/>
+                <w:bCs/>
+                <w:sz w:val="20"/>
+                <w:szCs w:val="20"/>
+              </w:rPr>
+              <w:t>25/</w:t>
             </w:r>
             <w:proofErr w:type="gramStart"/>
             <w:r>
               <w:rPr>
-                <w:rFonts w:ascii="29LT Bukra Bold Italic" w:hAnsi="29LT Bukra Bold Italic" w:cs="29LT Bukra Bold Italic" w:hint="cs"/>
-                <w:b/>
-                <w:bCs/>
-                <w:sz w:val="20"/>
-                <w:szCs w:val="20"/>
-                <w:rtl/>
-              </w:rPr>
-              <w:t>8 :</w:t>
+                <w:rFonts w:ascii="29LT Bukra Bold Italic" w:hAnsi="29LT Bukra Bold Italic" w:cs="29LT Bukra Bold Italic"/>
+                <w:b/>
+                <w:bCs/>
+                <w:sz w:val="20"/>
+                <w:szCs w:val="20"/>
+              </w:rPr>
+              <w:t>1 :</w:t>
             </w:r>
             <w:proofErr w:type="gramEnd"/>
             <w:r>
               <w:rPr>
-                <w:rFonts w:ascii="29LT Bukra Bold Italic" w:hAnsi="29LT Bukra Bold Italic" w:cs="29LT Bukra Bold Italic" w:hint="cs"/>
-                <w:b/>
-                <w:bCs/>
-                <w:sz w:val="20"/>
-                <w:szCs w:val="20"/>
-                <w:rtl/>
-              </w:rPr>
-              <w:t xml:space="preserve"> 10/8</w:t>
+                <w:rFonts w:ascii="29LT Bukra Bold Italic" w:hAnsi="29LT Bukra Bold Italic" w:cs="29LT Bukra Bold Italic"/>
+                <w:b/>
+                <w:bCs/>
+                <w:sz w:val="20"/>
+                <w:szCs w:val="20"/>
+              </w:rPr>
+              <w:t xml:space="preserve"> 29/1</w:t>
             </w:r>
           </w:p>
         </w:tc>
@@ -1095,38 +1089,35 @@
             </w:pPr>
             <w:r>
               <w:rPr>
-                <w:rFonts w:ascii="29LT Bukra Bold Italic" w:hAnsi="29LT Bukra Bold Italic" w:cs="29LT Bukra Bold Italic" w:hint="cs"/>
-                <w:b/>
-                <w:bCs/>
-                <w:sz w:val="20"/>
-                <w:szCs w:val="20"/>
-                <w:rtl/>
-              </w:rPr>
-              <w:t>13/</w:t>
+                <w:rFonts w:ascii="29LT Bukra Bold Italic" w:hAnsi="29LT Bukra Bold Italic" w:cs="29LT Bukra Bold Italic"/>
+                <w:b/>
+                <w:bCs/>
+                <w:sz w:val="20"/>
+                <w:szCs w:val="20"/>
+              </w:rPr>
+              <w:t>1/</w:t>
             </w:r>
             <w:proofErr w:type="gramStart"/>
             <w:r>
               <w:rPr>
-                <w:rFonts w:ascii="29LT Bukra Bold Italic" w:hAnsi="29LT Bukra Bold Italic" w:cs="29LT Bukra Bold Italic" w:hint="cs"/>
-                <w:b/>
-                <w:bCs/>
-                <w:sz w:val="20"/>
-                <w:szCs w:val="20"/>
-                <w:rtl/>
-              </w:rPr>
-              <w:t>8 :</w:t>
+                <w:rFonts w:ascii="29LT Bukra Bold Italic" w:hAnsi="29LT Bukra Bold Italic" w:cs="29LT Bukra Bold Italic"/>
+                <w:b/>
+                <w:bCs/>
+                <w:sz w:val="20"/>
+                <w:szCs w:val="20"/>
+              </w:rPr>
+              <w:t>2  :</w:t>
             </w:r>
             <w:proofErr w:type="gramEnd"/>
             <w:r>
               <w:rPr>
-                <w:rFonts w:ascii="29LT Bukra Bold Italic" w:hAnsi="29LT Bukra Bold Italic" w:cs="29LT Bukra Bold Italic" w:hint="cs"/>
-                <w:b/>
-                <w:bCs/>
-                <w:sz w:val="20"/>
-                <w:szCs w:val="20"/>
-                <w:rtl/>
-              </w:rPr>
-              <w:t xml:space="preserve"> 17/8</w:t>
+                <w:rFonts w:ascii="29LT Bukra Bold Italic" w:hAnsi="29LT Bukra Bold Italic" w:cs="29LT Bukra Bold Italic"/>
+                <w:b/>
+                <w:bCs/>
+                <w:sz w:val="20"/>
+                <w:szCs w:val="20"/>
+              </w:rPr>
+              <w:t xml:space="preserve">  5/2</w:t>
             </w:r>
           </w:p>
         </w:tc>
@@ -1234,7 +1225,51 @@
                 <w:szCs w:val="20"/>
                 <w:rtl/>
               </w:rPr>
-              <w:t>20/8 :24/8</w:t>
+              <w:t>2/</w:t>
+            </w:r>
+            <w:r>
+              <w:rPr>
+                <w:rFonts w:ascii="29LT Bukra Bold Italic" w:hAnsi="29LT Bukra Bold Italic" w:cs="29LT Bukra Bold Italic" w:hint="cs"/>
+                <w:b/>
+                <w:bCs/>
+                <w:sz w:val="20"/>
+                <w:szCs w:val="20"/>
+                <w:rtl/>
+              </w:rPr>
+              <w:t>12</w:t>
+            </w:r>
+            <w:r>
+              <w:rPr>
+                <w:rFonts w:ascii="29LT Bukra Bold Italic" w:hAnsi="29LT Bukra Bold Italic" w:cs="29LT Bukra Bold Italic" w:hint="cs"/>
+                <w:b/>
+                <w:bCs/>
+                <w:sz w:val="20"/>
+                <w:szCs w:val="20"/>
+                <w:rtl/>
+              </w:rPr>
+              <w:t xml:space="preserve"> :</w:t>
+            </w:r>
+            <w:r>
+              <w:rPr>
+                <w:rFonts w:ascii="29LT Bukra Bold Italic" w:hAnsi="29LT Bukra Bold Italic" w:cs="29LT Bukra Bold Italic" w:hint="cs"/>
+                <w:b/>
+                <w:bCs/>
+                <w:sz w:val="20"/>
+                <w:szCs w:val="20"/>
+                <w:rtl/>
+              </w:rPr>
+              <w:t>2</w:t>
+            </w:r>
+            <w:r>
+              <w:rPr>
+                <w:rFonts w:ascii="29LT Bukra Bold Italic" w:hAnsi="29LT Bukra Bold Italic" w:cs="29LT Bukra Bold Italic" w:hint="cs"/>
+                <w:b/>
+                <w:bCs/>
+                <w:sz w:val="20"/>
+                <w:szCs w:val="20"/>
+                <w:rtl/>
+              </w:rPr>
+              <w:t>/8</w:t>
             </w:r>
           </w:p>
         </w:tc>
@@ -2318,38 +2353,35 @@
             </w:pPr>
             <w:r>
               <w:rPr>
-                <w:rFonts w:ascii="29LT Bukra Bold Italic" w:hAnsi="29LT Bukra Bold Italic" w:cs="29LT Bukra Bold Italic" w:hint="cs"/>
-                <w:b/>
-                <w:bCs/>
-                <w:sz w:val="20"/>
-                <w:szCs w:val="20"/>
-                <w:rtl/>
-              </w:rPr>
-              <w:t>27/</w:t>
+                <w:rFonts w:ascii="29LT Bukra Bold Italic" w:hAnsi="29LT Bukra Bold Italic" w:cs="29LT Bukra Bold Italic"/>
+                <w:b/>
+                <w:bCs/>
+                <w:sz w:val="20"/>
+                <w:szCs w:val="20"/>
+              </w:rPr>
+              <w:t>15/</w:t>
             </w:r>
             <w:proofErr w:type="gramStart"/>
             <w:r>
               <w:rPr>
-                <w:rFonts w:ascii="29LT Bukra Bold Italic" w:hAnsi="29LT Bukra Bold Italic" w:cs="29LT Bukra Bold Italic" w:hint="cs"/>
-                <w:b/>
-                <w:bCs/>
-                <w:sz w:val="20"/>
-                <w:szCs w:val="20"/>
-                <w:rtl/>
-              </w:rPr>
-              <w:t>8 :</w:t>
+                <w:rFonts w:ascii="29LT Bukra Bold Italic" w:hAnsi="29LT Bukra Bold Italic" w:cs="29LT Bukra Bold Italic"/>
+                <w:b/>
+                <w:bCs/>
+                <w:sz w:val="20"/>
+                <w:szCs w:val="20"/>
+              </w:rPr>
+              <w:t>2  :</w:t>
             </w:r>
             <w:proofErr w:type="gramEnd"/>
             <w:r>
               <w:rPr>
-                <w:rFonts w:ascii="29LT Bukra Bold Italic" w:hAnsi="29LT Bukra Bold Italic" w:cs="29LT Bukra Bold Italic" w:hint="cs"/>
-                <w:b/>
-                <w:bCs/>
-                <w:sz w:val="20"/>
-                <w:szCs w:val="20"/>
-                <w:rtl/>
-              </w:rPr>
-              <w:t xml:space="preserve"> 2/9</w:t>
+                <w:rFonts w:ascii="29LT Bukra Bold Italic" w:hAnsi="29LT Bukra Bold Italic" w:cs="29LT Bukra Bold Italic"/>
+                <w:b/>
+                <w:bCs/>
+                <w:sz w:val="20"/>
+                <w:szCs w:val="20"/>
+              </w:rPr>
+              <w:t xml:space="preserve">  19/2</w:t>
             </w:r>
           </w:p>
         </w:tc>
@@ -2450,14 +2482,35 @@
             </w:pPr>
             <w:r>
               <w:rPr>
-                <w:rFonts w:ascii="29LT Bukra Bold Italic" w:hAnsi="29LT Bukra Bold Italic" w:cs="29LT Bukra Bold Italic" w:hint="cs"/>
-                <w:b/>
-                <w:bCs/>
-                <w:sz w:val="20"/>
-                <w:szCs w:val="20"/>
-                <w:rtl/>
-              </w:rPr>
-              <w:t>5/9: 9/9</w:t>
+                <w:rFonts w:ascii="29LT Bukra Bold Italic" w:hAnsi="29LT Bukra Bold Italic" w:cs="29LT Bukra Bold Italic"/>
+                <w:b/>
+                <w:bCs/>
+                <w:sz w:val="20"/>
+                <w:szCs w:val="20"/>
+              </w:rPr>
+              <w:t>22/</w:t>
+            </w:r>
+            <w:proofErr w:type="gramStart"/>
+            <w:r>
+              <w:rPr>
+                <w:rFonts w:ascii="29LT Bukra Bold Italic" w:hAnsi="29LT Bukra Bold Italic" w:cs="29LT Bukra Bold Italic"/>
+                <w:b/>
+                <w:bCs/>
+                <w:sz w:val="20"/>
+                <w:szCs w:val="20"/>
+              </w:rPr>
+              <w:t>2 :</w:t>
+            </w:r>
+            <w:proofErr w:type="gramEnd"/>
+            <w:r>
+              <w:rPr>
+                <w:rFonts w:ascii="29LT Bukra Bold Italic" w:hAnsi="29LT Bukra Bold Italic" w:cs="29LT Bukra Bold Italic"/>
+                <w:b/>
+                <w:bCs/>
+                <w:sz w:val="20"/>
+                <w:szCs w:val="20"/>
+              </w:rPr>
+              <w:t xml:space="preserve"> 26:2</w:t>
             </w:r>
           </w:p>
         </w:tc>
@@ -2558,6 +2611,16 @@
             </w:pPr>
             <w:r>
               <w:rPr>
+                <w:rFonts w:ascii="29LT Bukra Bold Italic" w:hAnsi="29LT Bukra Bold Italic" w:cs="29LT Bukra Bold Italic"/>
+                <w:b/>
+                <w:bCs/>
+                <w:sz w:val="20"/>
+                <w:szCs w:val="20"/>
+              </w:rPr>
+              <w:t>3</w:t>
+            </w:r>
+            <w:r>
+              <w:rPr>
                 <w:rFonts w:ascii="29LT Bukra Bold Italic" w:hAnsi="29LT Bukra Bold Italic" w:cs="29LT Bukra Bold Italic" w:hint="cs"/>
                 <w:b/>
                 <w:bCs/>
@@ -2565,7 +2628,59 @@
                 <w:szCs w:val="20"/>
                 <w:rtl/>
               </w:rPr>
-              <w:t>12/9 :16/9</w:t>
+              <w:t>/</w:t>
+            </w:r>
+            <w:r>
+              <w:rPr>
+                <w:rFonts w:ascii="29LT Bukra Bold Italic" w:hAnsi="29LT Bukra Bold Italic" w:cs="29LT Bukra Bold Italic"/>
+                <w:b/>
+                <w:bCs/>
+                <w:sz w:val="20"/>
+                <w:szCs w:val="20"/>
+              </w:rPr>
+              <w:t>5</w:t>
+            </w:r>
+            <w:r>
+              <w:rPr>
+                <w:rFonts w:ascii="29LT Bukra Bold Italic" w:hAnsi="29LT Bukra Bold Italic" w:cs="29LT Bukra Bold Italic" w:hint="cs"/>
+                <w:b/>
+                <w:bCs/>
+                <w:sz w:val="20"/>
+                <w:szCs w:val="20"/>
+                <w:rtl/>
+              </w:rPr>
+              <w:t xml:space="preserve"> :</w:t>
+            </w:r>
+            <w:r>
+              <w:rPr>
+                <w:rFonts w:ascii="29LT Bukra Bold Italic" w:hAnsi="29LT Bukra Bold Italic" w:cs="29LT Bukra Bold Italic"/>
+                <w:b/>
+                <w:bCs/>
+                <w:sz w:val="20"/>
+                <w:szCs w:val="20"/>
+              </w:rPr>
+              <w:t>3</w:t>
+            </w:r>
+            <w:r>
+              <w:rPr>
+                <w:rFonts w:ascii="29LT Bukra Bold Italic" w:hAnsi="29LT Bukra Bold Italic" w:cs="29LT Bukra Bold Italic" w:hint="cs"/>
+                <w:b/>
+                <w:bCs/>
+                <w:sz w:val="20"/>
+                <w:szCs w:val="20"/>
+                <w:rtl/>
+              </w:rPr>
+              <w:t>/</w:t>
+            </w:r>
+            <w:r>
+              <w:rPr>
+                <w:rFonts w:ascii="29LT Bukra Bold Italic" w:hAnsi="29LT Bukra Bold Italic" w:cs="29LT Bukra Bold Italic"/>
+                <w:b/>
+                <w:bCs/>
+                <w:sz w:val="20"/>
+                <w:szCs w:val="20"/>
+              </w:rPr>
+              <w:t>1</w:t>
             </w:r>
           </w:p>
         </w:tc>
@@ -2673,7 +2788,73 @@
                 <w:szCs w:val="20"/>
                 <w:rtl/>
               </w:rPr>
-              <w:t>10/10: 14/10</w:t>
+              <w:t>4</w:t>
+            </w:r>
+            <w:r>
+              <w:rPr>
+                <w:rFonts w:ascii="29LT Bukra Bold Italic" w:hAnsi="29LT Bukra Bold Italic" w:cs="29LT Bukra Bold Italic" w:hint="cs"/>
+                <w:b/>
+                <w:bCs/>
+                <w:sz w:val="20"/>
+                <w:szCs w:val="20"/>
+                <w:rtl/>
+              </w:rPr>
+              <w:t>/</w:t>
+            </w:r>
+            <w:r>
+              <w:rPr>
+                <w:rFonts w:ascii="29LT Bukra Bold Italic" w:hAnsi="29LT Bukra Bold Italic" w:cs="29LT Bukra Bold Italic" w:hint="cs"/>
+                <w:b/>
+                <w:bCs/>
+                <w:sz w:val="20"/>
+                <w:szCs w:val="20"/>
+                <w:rtl/>
+              </w:rPr>
+              <w:t>2</w:t>
+            </w:r>
+            <w:r>
+              <w:rPr>
+                <w:rFonts w:ascii="29LT Bukra Bold Italic" w:hAnsi="29LT Bukra Bold Italic" w:cs="29LT Bukra Bold Italic" w:hint="cs"/>
+                <w:b/>
+                <w:bCs/>
+                <w:sz w:val="20"/>
+                <w:szCs w:val="20"/>
+                <w:rtl/>
+              </w:rPr>
+              <w:t xml:space="preserve">: </w:t>
+            </w:r>
+            <w:r>
+              <w:rPr>
+                <w:rFonts w:ascii="29LT Bukra Bold Italic" w:hAnsi="29LT Bukra Bold Italic" w:cs="29LT Bukra Bold Italic" w:hint="cs"/>
+                <w:b/>
+                <w:bCs/>
+                <w:sz w:val="20"/>
+                <w:szCs w:val="20"/>
+                <w:rtl/>
+              </w:rPr>
+              <w:t>3</w:t>
+            </w:r>
+            <w:r>
+              <w:rPr>
+                <w:rFonts w:ascii="29LT Bukra Bold Italic" w:hAnsi="29LT Bukra Bold Italic" w:cs="29LT Bukra Bold Italic" w:hint="cs"/>
+                <w:b/>
+                <w:bCs/>
+                <w:sz w:val="20"/>
+                <w:szCs w:val="20"/>
+                <w:rtl/>
+              </w:rPr>
+              <w:t>/</w:t>
+            </w:r>
+            <w:r>
+              <w:rPr>
+                <w:rFonts w:ascii="29LT Bukra Bold Italic" w:hAnsi="29LT Bukra Bold Italic" w:cs="29LT Bukra Bold Italic" w:hint="cs"/>
+                <w:b/>
+                <w:bCs/>
+                <w:sz w:val="20"/>
+                <w:szCs w:val="20"/>
+                <w:rtl/>
+              </w:rPr>
+              <w:t>29</w:t>
             </w:r>
           </w:p>
         </w:tc>
@@ -3765,7 +3946,73 @@
                 <w:szCs w:val="20"/>
                 <w:rtl/>
               </w:rPr>
-              <w:t>17/10: 21/10</w:t>
+              <w:t>4</w:t>
+            </w:r>
+            <w:r>
+              <w:rPr>
+                <w:rFonts w:ascii="29LT Bukra Bold Italic" w:hAnsi="29LT Bukra Bold Italic" w:cs="29LT Bukra Bold Italic" w:hint="cs"/>
+                <w:b/>
+                <w:bCs/>
+                <w:sz w:val="20"/>
+                <w:szCs w:val="20"/>
+                <w:rtl/>
+              </w:rPr>
+              <w:t>/</w:t>
+            </w:r>
+            <w:r>
+              <w:rPr>
+                <w:rFonts w:ascii="29LT Bukra Bold Italic" w:hAnsi="29LT Bukra Bold Italic" w:cs="29LT Bukra Bold Italic" w:hint="cs"/>
+                <w:b/>
+                <w:bCs/>
+                <w:sz w:val="20"/>
+                <w:szCs w:val="20"/>
+                <w:rtl/>
+              </w:rPr>
+              <w:t>9</w:t>
+            </w:r>
+            <w:r>
+              <w:rPr>
+                <w:rFonts w:ascii="29LT Bukra Bold Italic" w:hAnsi="29LT Bukra Bold Italic" w:cs="29LT Bukra Bold Italic" w:hint="cs"/>
+                <w:b/>
+                <w:bCs/>
+                <w:sz w:val="20"/>
+                <w:szCs w:val="20"/>
+                <w:rtl/>
+              </w:rPr>
+              <w:t xml:space="preserve">: </w:t>
+            </w:r>
+            <w:r>
+              <w:rPr>
+                <w:rFonts w:ascii="29LT Bukra Bold Italic" w:hAnsi="29LT Bukra Bold Italic" w:cs="29LT Bukra Bold Italic" w:hint="cs"/>
+                <w:b/>
+                <w:bCs/>
+                <w:sz w:val="20"/>
+                <w:szCs w:val="20"/>
+                <w:rtl/>
+              </w:rPr>
+              <w:t>4</w:t>
+            </w:r>
+            <w:r>
+              <w:rPr>
+                <w:rFonts w:ascii="29LT Bukra Bold Italic" w:hAnsi="29LT Bukra Bold Italic" w:cs="29LT Bukra Bold Italic" w:hint="cs"/>
+                <w:b/>
+                <w:bCs/>
+                <w:sz w:val="20"/>
+                <w:szCs w:val="20"/>
+                <w:rtl/>
+              </w:rPr>
+              <w:t>/</w:t>
+            </w:r>
+            <w:r>
+              <w:rPr>
+                <w:rFonts w:ascii="29LT Bukra Bold Italic" w:hAnsi="29LT Bukra Bold Italic" w:cs="29LT Bukra Bold Italic" w:hint="cs"/>
+                <w:b/>
+                <w:bCs/>
+                <w:sz w:val="20"/>
+                <w:szCs w:val="20"/>
+                <w:rtl/>
+              </w:rPr>
+              <w:t>5</w:t>
             </w:r>
           </w:p>
         </w:tc>
@@ -3873,7 +4120,73 @@
                 <w:szCs w:val="20"/>
                 <w:rtl/>
               </w:rPr>
-              <w:t>24/10: 28/10</w:t>
+              <w:t>4</w:t>
+            </w:r>
+            <w:r>
+              <w:rPr>
+                <w:rFonts w:ascii="29LT Bukra Bold Italic" w:hAnsi="29LT Bukra Bold Italic" w:cs="29LT Bukra Bold Italic" w:hint="cs"/>
+                <w:b/>
+                <w:bCs/>
+                <w:sz w:val="20"/>
+                <w:szCs w:val="20"/>
+                <w:rtl/>
+              </w:rPr>
+              <w:t>/</w:t>
+            </w:r>
+            <w:r>
+              <w:rPr>
+                <w:rFonts w:ascii="29LT Bukra Bold Italic" w:hAnsi="29LT Bukra Bold Italic" w:cs="29LT Bukra Bold Italic" w:hint="cs"/>
+                <w:b/>
+                <w:bCs/>
+                <w:sz w:val="20"/>
+                <w:szCs w:val="20"/>
+                <w:rtl/>
+              </w:rPr>
+              <w:t>16</w:t>
+            </w:r>
+            <w:r>
+              <w:rPr>
+                <w:rFonts w:ascii="29LT Bukra Bold Italic" w:hAnsi="29LT Bukra Bold Italic" w:cs="29LT Bukra Bold Italic" w:hint="cs"/>
+                <w:b/>
+                <w:bCs/>
+                <w:sz w:val="20"/>
+                <w:szCs w:val="20"/>
+                <w:rtl/>
+              </w:rPr>
+              <w:t xml:space="preserve">: </w:t>
+            </w:r>
+            <w:r>
+              <w:rPr>
+                <w:rFonts w:ascii="29LT Bukra Bold Italic" w:hAnsi="29LT Bukra Bold Italic" w:cs="29LT Bukra Bold Italic" w:hint="cs"/>
+                <w:b/>
+                <w:bCs/>
+                <w:sz w:val="20"/>
+                <w:szCs w:val="20"/>
+                <w:rtl/>
+              </w:rPr>
+              <w:t>4</w:t>
+            </w:r>
+            <w:r>
+              <w:rPr>
+                <w:rFonts w:ascii="29LT Bukra Bold Italic" w:hAnsi="29LT Bukra Bold Italic" w:cs="29LT Bukra Bold Italic" w:hint="cs"/>
+                <w:b/>
+                <w:bCs/>
+                <w:sz w:val="20"/>
+                <w:szCs w:val="20"/>
+                <w:rtl/>
+              </w:rPr>
+              <w:t>/</w:t>
+            </w:r>
+            <w:r>
+              <w:rPr>
+                <w:rFonts w:ascii="29LT Bukra Bold Italic" w:hAnsi="29LT Bukra Bold Italic" w:cs="29LT Bukra Bold Italic" w:hint="cs"/>
+                <w:b/>
+                <w:bCs/>
+                <w:sz w:val="20"/>
+                <w:szCs w:val="20"/>
+                <w:rtl/>
+              </w:rPr>
+              <w:t>12</w:t>
             </w:r>
           </w:p>
         </w:tc>
@@ -3981,7 +4294,73 @@
                 <w:szCs w:val="20"/>
                 <w:rtl/>
               </w:rPr>
-              <w:t>2/11: 6/11</w:t>
+              <w:t>4</w:t>
+            </w:r>
+            <w:r>
+              <w:rPr>
+                <w:rFonts w:ascii="29LT Bukra Bold Italic" w:hAnsi="29LT Bukra Bold Italic" w:cs="29LT Bukra Bold Italic" w:hint="cs"/>
+                <w:b/>
+                <w:bCs/>
+                <w:sz w:val="20"/>
+                <w:szCs w:val="20"/>
+                <w:rtl/>
+              </w:rPr>
+              <w:t>/</w:t>
+            </w:r>
+            <w:r>
+              <w:rPr>
+                <w:rFonts w:ascii="29LT Bukra Bold Italic" w:hAnsi="29LT Bukra Bold Italic" w:cs="29LT Bukra Bold Italic" w:hint="cs"/>
+                <w:b/>
+                <w:bCs/>
+                <w:sz w:val="20"/>
+                <w:szCs w:val="20"/>
+                <w:rtl/>
+              </w:rPr>
+              <w:t>23</w:t>
+            </w:r>
+            <w:r>
+              <w:rPr>
+                <w:rFonts w:ascii="29LT Bukra Bold Italic" w:hAnsi="29LT Bukra Bold Italic" w:cs="29LT Bukra Bold Italic" w:hint="cs"/>
+                <w:b/>
+                <w:bCs/>
+                <w:sz w:val="20"/>
+                <w:szCs w:val="20"/>
+                <w:rtl/>
+              </w:rPr>
+              <w:t xml:space="preserve">: </w:t>
+            </w:r>
+            <w:r>
+              <w:rPr>
+                <w:rFonts w:ascii="29LT Bukra Bold Italic" w:hAnsi="29LT Bukra Bold Italic" w:cs="29LT Bukra Bold Italic" w:hint="cs"/>
+                <w:b/>
+                <w:bCs/>
+                <w:sz w:val="20"/>
+                <w:szCs w:val="20"/>
+                <w:rtl/>
+              </w:rPr>
+              <w:t>4</w:t>
+            </w:r>
+            <w:r>
+              <w:rPr>
+                <w:rFonts w:ascii="29LT Bukra Bold Italic" w:hAnsi="29LT Bukra Bold Italic" w:cs="29LT Bukra Bold Italic" w:hint="cs"/>
+                <w:b/>
+                <w:bCs/>
+                <w:sz w:val="20"/>
+                <w:szCs w:val="20"/>
+                <w:rtl/>
+              </w:rPr>
+              <w:t>/</w:t>
+            </w:r>
+            <w:r>
+              <w:rPr>
+                <w:rFonts w:ascii="29LT Bukra Bold Italic" w:hAnsi="29LT Bukra Bold Italic" w:cs="29LT Bukra Bold Italic" w:hint="cs"/>
+                <w:b/>
+                <w:bCs/>
+                <w:sz w:val="20"/>
+                <w:szCs w:val="20"/>
+                <w:rtl/>
+              </w:rPr>
+              <w:t>19</w:t>
             </w:r>
           </w:p>
         </w:tc>
@@ -4089,7 +4468,73 @@
                 <w:szCs w:val="20"/>
                 <w:rtl/>
               </w:rPr>
-              <w:t>9/11: 13/11</w:t>
+              <w:t>4</w:t>
+            </w:r>
+            <w:r>
+              <w:rPr>
+                <w:rFonts w:ascii="29LT Bukra Bold Italic" w:hAnsi="29LT Bukra Bold Italic" w:cs="29LT Bukra Bold Italic" w:hint="cs"/>
+                <w:b/>
+                <w:bCs/>
+                <w:sz w:val="20"/>
+                <w:szCs w:val="20"/>
+                <w:rtl/>
+              </w:rPr>
+              <w:t>/</w:t>
+            </w:r>
+            <w:r>
+              <w:rPr>
+                <w:rFonts w:ascii="29LT Bukra Bold Italic" w:hAnsi="29LT Bukra Bold Italic" w:cs="29LT Bukra Bold Italic" w:hint="cs"/>
+                <w:b/>
+                <w:bCs/>
+                <w:sz w:val="20"/>
+                <w:szCs w:val="20"/>
+                <w:rtl/>
+              </w:rPr>
+              <w:t>30</w:t>
+            </w:r>
+            <w:r>
+              <w:rPr>
+                <w:rFonts w:ascii="29LT Bukra Bold Italic" w:hAnsi="29LT Bukra Bold Italic" w:cs="29LT Bukra Bold Italic" w:hint="cs"/>
+                <w:b/>
+                <w:bCs/>
+                <w:sz w:val="20"/>
+                <w:szCs w:val="20"/>
+                <w:rtl/>
+              </w:rPr>
+              <w:t xml:space="preserve">: </w:t>
+            </w:r>
+            <w:r>
+              <w:rPr>
+                <w:rFonts w:ascii="29LT Bukra Bold Italic" w:hAnsi="29LT Bukra Bold Italic" w:cs="29LT Bukra Bold Italic" w:hint="cs"/>
+                <w:b/>
+                <w:bCs/>
+                <w:sz w:val="20"/>
+                <w:szCs w:val="20"/>
+                <w:rtl/>
+              </w:rPr>
+              <w:t>4</w:t>
+            </w:r>
+            <w:r>
+              <w:rPr>
+                <w:rFonts w:ascii="29LT Bukra Bold Italic" w:hAnsi="29LT Bukra Bold Italic" w:cs="29LT Bukra Bold Italic" w:hint="cs"/>
+                <w:b/>
+                <w:bCs/>
+                <w:sz w:val="20"/>
+                <w:szCs w:val="20"/>
+                <w:rtl/>
+              </w:rPr>
+              <w:t>/</w:t>
+            </w:r>
+            <w:r>
+              <w:rPr>
+                <w:rFonts w:ascii="29LT Bukra Bold Italic" w:hAnsi="29LT Bukra Bold Italic" w:cs="29LT Bukra Bold Italic" w:hint="cs"/>
+                <w:b/>
+                <w:bCs/>
+                <w:sz w:val="20"/>
+                <w:szCs w:val="20"/>
+                <w:rtl/>
+              </w:rPr>
+              <w:t>26</w:t>
             </w:r>
           </w:p>
         </w:tc>
@@ -5184,7 +5629,73 @@
                 <w:szCs w:val="20"/>
                 <w:rtl/>
               </w:rPr>
-              <w:t>16/11: 20/11</w:t>
+              <w:t>5</w:t>
+            </w:r>
+            <w:r>
+              <w:rPr>
+                <w:rFonts w:ascii="29LT Bukra Bold Italic" w:hAnsi="29LT Bukra Bold Italic" w:cs="29LT Bukra Bold Italic" w:hint="cs"/>
+                <w:b/>
+                <w:bCs/>
+                <w:sz w:val="20"/>
+                <w:szCs w:val="20"/>
+                <w:rtl/>
+              </w:rPr>
+              <w:t>/</w:t>
+            </w:r>
+            <w:r>
+              <w:rPr>
+                <w:rFonts w:ascii="29LT Bukra Bold Italic" w:hAnsi="29LT Bukra Bold Italic" w:cs="29LT Bukra Bold Italic" w:hint="cs"/>
+                <w:b/>
+                <w:bCs/>
+                <w:sz w:val="20"/>
+                <w:szCs w:val="20"/>
+                <w:rtl/>
+              </w:rPr>
+              <w:t>7</w:t>
+            </w:r>
+            <w:r>
+              <w:rPr>
+                <w:rFonts w:ascii="29LT Bukra Bold Italic" w:hAnsi="29LT Bukra Bold Italic" w:cs="29LT Bukra Bold Italic" w:hint="cs"/>
+                <w:b/>
+                <w:bCs/>
+                <w:sz w:val="20"/>
+                <w:szCs w:val="20"/>
+                <w:rtl/>
+              </w:rPr>
+              <w:t xml:space="preserve">: </w:t>
+            </w:r>
+            <w:r>
+              <w:rPr>
+                <w:rFonts w:ascii="29LT Bukra Bold Italic" w:hAnsi="29LT Bukra Bold Italic" w:cs="29LT Bukra Bold Italic" w:hint="cs"/>
+                <w:b/>
+                <w:bCs/>
+                <w:sz w:val="20"/>
+                <w:szCs w:val="20"/>
+                <w:rtl/>
+              </w:rPr>
+              <w:t>5</w:t>
+            </w:r>
+            <w:r>
+              <w:rPr>
+                <w:rFonts w:ascii="29LT Bukra Bold Italic" w:hAnsi="29LT Bukra Bold Italic" w:cs="29LT Bukra Bold Italic" w:hint="cs"/>
+                <w:b/>
+                <w:bCs/>
+                <w:sz w:val="20"/>
+                <w:szCs w:val="20"/>
+                <w:rtl/>
+              </w:rPr>
+              <w:t>/</w:t>
+            </w:r>
+            <w:r>
+              <w:rPr>
+                <w:rFonts w:ascii="29LT Bukra Bold Italic" w:hAnsi="29LT Bukra Bold Italic" w:cs="29LT Bukra Bold Italic" w:hint="cs"/>
+                <w:b/>
+                <w:bCs/>
+                <w:sz w:val="20"/>
+                <w:szCs w:val="20"/>
+                <w:rtl/>
+              </w:rPr>
+              <w:t>3</w:t>
             </w:r>
           </w:p>
         </w:tc>
@@ -5292,7 +5803,73 @@
                 <w:szCs w:val="20"/>
                 <w:rtl/>
               </w:rPr>
-              <w:t>23/11: 27/11</w:t>
+              <w:t>5</w:t>
+            </w:r>
+            <w:r>
+              <w:rPr>
+                <w:rFonts w:ascii="29LT Bukra Bold Italic" w:hAnsi="29LT Bukra Bold Italic" w:cs="29LT Bukra Bold Italic" w:hint="cs"/>
+                <w:b/>
+                <w:bCs/>
+                <w:sz w:val="20"/>
+                <w:szCs w:val="20"/>
+                <w:rtl/>
+              </w:rPr>
+              <w:t>/1</w:t>
+            </w:r>
+            <w:r>
+              <w:rPr>
+                <w:rFonts w:ascii="29LT Bukra Bold Italic" w:hAnsi="29LT Bukra Bold Italic" w:cs="29LT Bukra Bold Italic" w:hint="cs"/>
+                <w:b/>
+                <w:bCs/>
+                <w:sz w:val="20"/>
+                <w:szCs w:val="20"/>
+                <w:rtl/>
+              </w:rPr>
+              <w:t>4</w:t>
+            </w:r>
+            <w:r>
+              <w:rPr>
+                <w:rFonts w:ascii="29LT Bukra Bold Italic" w:hAnsi="29LT Bukra Bold Italic" w:cs="29LT Bukra Bold Italic" w:hint="cs"/>
+                <w:b/>
+                <w:bCs/>
+                <w:sz w:val="20"/>
+                <w:szCs w:val="20"/>
+                <w:rtl/>
+              </w:rPr>
+              <w:t xml:space="preserve">: </w:t>
+            </w:r>
+            <w:r>
+              <w:rPr>
+                <w:rFonts w:ascii="29LT Bukra Bold Italic" w:hAnsi="29LT Bukra Bold Italic" w:cs="29LT Bukra Bold Italic" w:hint="cs"/>
+                <w:b/>
+                <w:bCs/>
+                <w:sz w:val="20"/>
+                <w:szCs w:val="20"/>
+                <w:rtl/>
+              </w:rPr>
+              <w:t>5</w:t>
+            </w:r>
+            <w:r>
+              <w:rPr>
+                <w:rFonts w:ascii="29LT Bukra Bold Italic" w:hAnsi="29LT Bukra Bold Italic" w:cs="29LT Bukra Bold Italic" w:hint="cs"/>
+                <w:b/>
+                <w:bCs/>
+                <w:sz w:val="20"/>
+                <w:szCs w:val="20"/>
+                <w:rtl/>
+              </w:rPr>
+              <w:t>/</w:t>
+            </w:r>
+            <w:r>
+              <w:rPr>
+                <w:rFonts w:ascii="29LT Bukra Bold Italic" w:hAnsi="29LT Bukra Bold Italic" w:cs="29LT Bukra Bold Italic" w:hint="cs"/>
+                <w:b/>
+                <w:bCs/>
+                <w:sz w:val="20"/>
+                <w:szCs w:val="20"/>
+                <w:rtl/>
+              </w:rPr>
+              <w:t>10</w:t>
             </w:r>
           </w:p>
         </w:tc>
@@ -5400,7 +5977,73 @@
                 <w:szCs w:val="20"/>
                 <w:rtl/>
               </w:rPr>
-              <w:t>30/11: 4/12</w:t>
+              <w:t>5</w:t>
+            </w:r>
+            <w:r>
+              <w:rPr>
+                <w:rFonts w:ascii="29LT Bukra Bold Italic" w:hAnsi="29LT Bukra Bold Italic" w:cs="29LT Bukra Bold Italic" w:hint="cs"/>
+                <w:b/>
+                <w:bCs/>
+                <w:sz w:val="20"/>
+                <w:szCs w:val="20"/>
+                <w:rtl/>
+              </w:rPr>
+              <w:t>/</w:t>
+            </w:r>
+            <w:r>
+              <w:rPr>
+                <w:rFonts w:ascii="29LT Bukra Bold Italic" w:hAnsi="29LT Bukra Bold Italic" w:cs="29LT Bukra Bold Italic" w:hint="cs"/>
+                <w:b/>
+                <w:bCs/>
+                <w:sz w:val="20"/>
+                <w:szCs w:val="20"/>
+                <w:rtl/>
+              </w:rPr>
+              <w:t>2</w:t>
+            </w:r>
+            <w:r>
+              <w:rPr>
+                <w:rFonts w:ascii="29LT Bukra Bold Italic" w:hAnsi="29LT Bukra Bold Italic" w:cs="29LT Bukra Bold Italic" w:hint="cs"/>
+                <w:b/>
+                <w:bCs/>
+                <w:sz w:val="20"/>
+                <w:szCs w:val="20"/>
+                <w:rtl/>
+              </w:rPr>
+              <w:t xml:space="preserve">1: </w:t>
+            </w:r>
+            <w:r>
+              <w:rPr>
+                <w:rFonts w:ascii="29LT Bukra Bold Italic" w:hAnsi="29LT Bukra Bold Italic" w:cs="29LT Bukra Bold Italic" w:hint="cs"/>
+                <w:b/>
+                <w:bCs/>
+                <w:sz w:val="20"/>
+                <w:szCs w:val="20"/>
+                <w:rtl/>
+              </w:rPr>
+              <w:t>5</w:t>
+            </w:r>
+            <w:r>
+              <w:rPr>
+                <w:rFonts w:ascii="29LT Bukra Bold Italic" w:hAnsi="29LT Bukra Bold Italic" w:cs="29LT Bukra Bold Italic" w:hint="cs"/>
+                <w:b/>
+                <w:bCs/>
+                <w:sz w:val="20"/>
+                <w:szCs w:val="20"/>
+                <w:rtl/>
+              </w:rPr>
+              <w:t>/1</w:t>
+            </w:r>
+            <w:r>
+              <w:rPr>
+                <w:rFonts w:ascii="29LT Bukra Bold Italic" w:hAnsi="29LT Bukra Bold Italic" w:cs="29LT Bukra Bold Italic" w:hint="cs"/>
+                <w:b/>
+                <w:bCs/>
+                <w:sz w:val="20"/>
+                <w:szCs w:val="20"/>
+                <w:rtl/>
+              </w:rPr>
+              <w:t>7</w:t>
             </w:r>
           </w:p>
         </w:tc>
@@ -5508,7 +6151,62 @@
                 <w:szCs w:val="20"/>
                 <w:rtl/>
               </w:rPr>
-              <w:t>14/12: 18/12</w:t>
+              <w:t>6</w:t>
+            </w:r>
+            <w:r>
+              <w:rPr>
+                <w:rFonts w:ascii="29LT Bukra Bold Italic" w:hAnsi="29LT Bukra Bold Italic" w:cs="29LT Bukra Bold Italic" w:hint="cs"/>
+                <w:b/>
+                <w:bCs/>
+                <w:sz w:val="20"/>
+                <w:szCs w:val="20"/>
+                <w:rtl/>
+              </w:rPr>
+              <w:t>/</w:t>
+            </w:r>
+            <w:r>
+              <w:rPr>
+                <w:rFonts w:ascii="29LT Bukra Bold Italic" w:hAnsi="29LT Bukra Bold Italic" w:cs="29LT Bukra Bold Italic" w:hint="cs"/>
+                <w:b/>
+                <w:bCs/>
+                <w:sz w:val="20"/>
+                <w:szCs w:val="20"/>
+                <w:rtl/>
+              </w:rPr>
+              <w:t>4</w:t>
+            </w:r>
+            <w:r>
+              <w:rPr>
+                <w:rFonts w:ascii="29LT Bukra Bold Italic" w:hAnsi="29LT Bukra Bold Italic" w:cs="29LT Bukra Bold Italic" w:hint="cs"/>
+                <w:b/>
+                <w:bCs/>
+                <w:sz w:val="20"/>
+                <w:szCs w:val="20"/>
+                <w:rtl/>
+              </w:rPr>
+              <w:t xml:space="preserve">: </w:t>
+            </w:r>
+            <w:r>
+              <w:rPr>
+                <w:rFonts w:ascii="29LT Bukra Bold Italic" w:hAnsi="29LT Bukra Bold Italic" w:cs="29LT Bukra Bold Italic" w:hint="cs"/>
+                <w:b/>
+                <w:bCs/>
+                <w:sz w:val="20"/>
+                <w:szCs w:val="20"/>
+                <w:rtl/>
+              </w:rPr>
+              <w:t>6</w:t>
+            </w:r>
+            <w:r>
+              <w:rPr>
+                <w:rFonts w:ascii="29LT Bukra Bold Italic" w:hAnsi="29LT Bukra Bold Italic" w:cs="29LT Bukra Bold Italic" w:hint="cs"/>
+                <w:b/>
+                <w:bCs/>
+                <w:sz w:val="20"/>
+                <w:szCs w:val="20"/>
+                <w:rtl/>
+              </w:rPr>
+              <w:t>/2</w:t>
             </w:r>
           </w:p>
         </w:tc>
@@ -6602,7 +7300,73 @@
                 <w:szCs w:val="20"/>
                 <w:rtl/>
               </w:rPr>
-              <w:t>21/12: 25/12</w:t>
+              <w:t>6</w:t>
+            </w:r>
+            <w:r>
+              <w:rPr>
+                <w:rFonts w:ascii="29LT Bukra Bold Italic" w:hAnsi="29LT Bukra Bold Italic" w:cs="29LT Bukra Bold Italic" w:hint="cs"/>
+                <w:b/>
+                <w:bCs/>
+                <w:sz w:val="20"/>
+                <w:szCs w:val="20"/>
+                <w:rtl/>
+              </w:rPr>
+              <w:t>/1</w:t>
+            </w:r>
+            <w:r>
+              <w:rPr>
+                <w:rFonts w:ascii="29LT Bukra Bold Italic" w:hAnsi="29LT Bukra Bold Italic" w:cs="29LT Bukra Bold Italic" w:hint="cs"/>
+                <w:b/>
+                <w:bCs/>
+                <w:sz w:val="20"/>
+                <w:szCs w:val="20"/>
+                <w:rtl/>
+              </w:rPr>
+              <w:t>1</w:t>
+            </w:r>
+            <w:r>
+              <w:rPr>
+                <w:rFonts w:ascii="29LT Bukra Bold Italic" w:hAnsi="29LT Bukra Bold Italic" w:cs="29LT Bukra Bold Italic" w:hint="cs"/>
+                <w:b/>
+                <w:bCs/>
+                <w:sz w:val="20"/>
+                <w:szCs w:val="20"/>
+                <w:rtl/>
+              </w:rPr>
+              <w:t xml:space="preserve">: </w:t>
+            </w:r>
+            <w:r>
+              <w:rPr>
+                <w:rFonts w:ascii="29LT Bukra Bold Italic" w:hAnsi="29LT Bukra Bold Italic" w:cs="29LT Bukra Bold Italic" w:hint="cs"/>
+                <w:b/>
+                <w:bCs/>
+                <w:sz w:val="20"/>
+                <w:szCs w:val="20"/>
+                <w:rtl/>
+              </w:rPr>
+              <w:t>6</w:t>
+            </w:r>
+            <w:r>
+              <w:rPr>
+                <w:rFonts w:ascii="29LT Bukra Bold Italic" w:hAnsi="29LT Bukra Bold Italic" w:cs="29LT Bukra Bold Italic" w:hint="cs"/>
+                <w:b/>
+                <w:bCs/>
+                <w:sz w:val="20"/>
+                <w:szCs w:val="20"/>
+                <w:rtl/>
+              </w:rPr>
+              <w:t>/</w:t>
+            </w:r>
+            <w:r>
+              <w:rPr>
+                <w:rFonts w:ascii="29LT Bukra Bold Italic" w:hAnsi="29LT Bukra Bold Italic" w:cs="29LT Bukra Bold Italic" w:hint="cs"/>
+                <w:b/>
+                <w:bCs/>
+                <w:sz w:val="20"/>
+                <w:szCs w:val="20"/>
+                <w:rtl/>
+              </w:rPr>
+              <w:t>7</w:t>
             </w:r>
           </w:p>
         </w:tc>
@@ -6710,7 +7474,73 @@
                 <w:szCs w:val="20"/>
                 <w:rtl/>
               </w:rPr>
-              <w:t>28/12: 3/1</w:t>
+              <w:t>6</w:t>
+            </w:r>
+            <w:r>
+              <w:rPr>
+                <w:rFonts w:ascii="29LT Bukra Bold Italic" w:hAnsi="29LT Bukra Bold Italic" w:cs="29LT Bukra Bold Italic" w:hint="cs"/>
+                <w:b/>
+                <w:bCs/>
+                <w:sz w:val="20"/>
+                <w:szCs w:val="20"/>
+                <w:rtl/>
+              </w:rPr>
+              <w:t>/1</w:t>
+            </w:r>
+            <w:r>
+              <w:rPr>
+                <w:rFonts w:ascii="29LT Bukra Bold Italic" w:hAnsi="29LT Bukra Bold Italic" w:cs="29LT Bukra Bold Italic" w:hint="cs"/>
+                <w:b/>
+                <w:bCs/>
+                <w:sz w:val="20"/>
+                <w:szCs w:val="20"/>
+                <w:rtl/>
+              </w:rPr>
+              <w:t>8</w:t>
+            </w:r>
+            <w:r>
+              <w:rPr>
+                <w:rFonts w:ascii="29LT Bukra Bold Italic" w:hAnsi="29LT Bukra Bold Italic" w:cs="29LT Bukra Bold Italic" w:hint="cs"/>
+                <w:b/>
+                <w:bCs/>
+                <w:sz w:val="20"/>
+                <w:szCs w:val="20"/>
+                <w:rtl/>
+              </w:rPr>
+              <w:t xml:space="preserve">: </w:t>
+            </w:r>
+            <w:r>
+              <w:rPr>
+                <w:rFonts w:ascii="29LT Bukra Bold Italic" w:hAnsi="29LT Bukra Bold Italic" w:cs="29LT Bukra Bold Italic" w:hint="cs"/>
+                <w:b/>
+                <w:bCs/>
+                <w:sz w:val="20"/>
+                <w:szCs w:val="20"/>
+                <w:rtl/>
+              </w:rPr>
+              <w:t>6</w:t>
+            </w:r>
+            <w:r>
+              <w:rPr>
+                <w:rFonts w:ascii="29LT Bukra Bold Italic" w:hAnsi="29LT Bukra Bold Italic" w:cs="29LT Bukra Bold Italic" w:hint="cs"/>
+                <w:b/>
+                <w:bCs/>
+                <w:sz w:val="20"/>
+                <w:szCs w:val="20"/>
+                <w:rtl/>
+              </w:rPr>
+              <w:t>/1</w:t>
+            </w:r>
+            <w:r>
+              <w:rPr>
+                <w:rFonts w:ascii="29LT Bukra Bold Italic" w:hAnsi="29LT Bukra Bold Italic" w:cs="29LT Bukra Bold Italic" w:hint="cs"/>
+                <w:b/>
+                <w:bCs/>
+                <w:sz w:val="20"/>
+                <w:szCs w:val="20"/>
+                <w:rtl/>
+              </w:rPr>
+              <w:t>4</w:t>
             </w:r>
           </w:p>
         </w:tc>
@@ -6830,7 +7660,29 @@
                 <w:szCs w:val="20"/>
                 <w:rtl/>
               </w:rPr>
-              <w:t>1:  10</w:t>
+              <w:t>25</w:t>
+            </w:r>
+            <w:r>
+              <w:rPr>
+                <w:rFonts w:ascii="29LT Bukra Bold Italic" w:hAnsi="29LT Bukra Bold Italic" w:cs="29LT Bukra Bold Italic" w:hint="cs"/>
+                <w:b/>
+                <w:bCs/>
+                <w:sz w:val="20"/>
+                <w:szCs w:val="20"/>
+                <w:rtl/>
+              </w:rPr>
+              <w:t xml:space="preserve">:  </w:t>
+            </w:r>
+            <w:r>
+              <w:rPr>
+                <w:rFonts w:ascii="29LT Bukra Bold Italic" w:hAnsi="29LT Bukra Bold Italic" w:cs="29LT Bukra Bold Italic" w:hint="cs"/>
+                <w:b/>
+                <w:bCs/>
+                <w:sz w:val="20"/>
+                <w:szCs w:val="20"/>
+                <w:rtl/>
+              </w:rPr>
+              <w:t>6</w:t>
             </w:r>
             <w:proofErr w:type="gramEnd"/>
             <w:r>
@@ -6842,7 +7694,29 @@
                 <w:szCs w:val="20"/>
                 <w:rtl/>
               </w:rPr>
-              <w:t>/1</w:t>
+              <w:t>/</w:t>
+            </w:r>
+            <w:r>
+              <w:rPr>
+                <w:rFonts w:ascii="29LT Bukra Bold Italic" w:hAnsi="29LT Bukra Bold Italic" w:cs="29LT Bukra Bold Italic" w:hint="cs"/>
+                <w:b/>
+                <w:bCs/>
+                <w:sz w:val="20"/>
+                <w:szCs w:val="20"/>
+                <w:rtl/>
+              </w:rPr>
+              <w:t>2</w:t>
+            </w:r>
+            <w:r>
+              <w:rPr>
+                <w:rFonts w:ascii="29LT Bukra Bold Italic" w:hAnsi="29LT Bukra Bold Italic" w:cs="29LT Bukra Bold Italic" w:hint="cs"/>
+                <w:b/>
+                <w:bCs/>
+                <w:sz w:val="20"/>
+                <w:szCs w:val="20"/>
+                <w:rtl/>
+              </w:rPr>
+              <w:t>1</w:t>
             </w:r>
           </w:p>
         </w:tc>
